--- a/SSU/Prikazivanje_Komentara.docx
+++ b/SSU/Prikazivanje_Komentara.docx
@@ -325,12 +325,6 @@
       <w:pPr>
         <w:pStyle w:val="Heading1"/>
         <w:sectPr>
-          <w:headerReference w:type="even" r:id="rId7"/>
-          <w:headerReference w:type="default" r:id="rId8"/>
-          <w:footerReference w:type="even" r:id="rId9"/>
-          <w:footerReference w:type="default" r:id="rId10"/>
-          <w:headerReference w:type="first" r:id="rId11"/>
-          <w:footerReference w:type="first" r:id="rId12"/>
           <w:pgSz w:w="11906" w:h="16838"/>
           <w:pgMar w:top="1440" w:right="1832" w:bottom="1440" w:left="1419" w:header="720" w:footer="720" w:gutter="0"/>
           <w:cols w:space="720"/>
@@ -2971,12 +2965,9 @@
       </w:pPr>
       <w:bookmarkStart w:id="6" w:name="_Toc205762429"/>
       <w:r>
-        <w:t>Scenario popunjavanja ankete</w:t>
+        <w:t>Scenario</w:t>
       </w:r>
       <w:bookmarkEnd w:id="6"/>
-      <w:r>
-        <w:t xml:space="preserve"> </w:t>
-      </w:r>
     </w:p>
     <w:p>
       <w:pPr>
@@ -3525,7 +3516,21 @@
           <w:rFonts w:ascii="Times New Roman" w:eastAsia="Times New Roman" w:hAnsi="Times New Roman" w:cs="Times New Roman"/>
           <w:sz w:val="20"/>
         </w:rPr>
-        <w:t>Komentar se prikazuje ispod fotografije sa imenom korisnika, slikom avatara I tekstom komentara</w:t>
+        <w:t xml:space="preserve">Komentar se prikazuje ispod </w:t>
+      </w:r>
+      <w:r>
+        <w:rPr>
+          <w:rFonts w:ascii="Times New Roman" w:eastAsia="Times New Roman" w:hAnsi="Times New Roman" w:cs="Times New Roman"/>
+          <w:sz w:val="20"/>
+        </w:rPr>
+        <w:t>slike</w:t>
+      </w:r>
+      <w:r>
+        <w:rPr>
+          <w:rFonts w:ascii="Times New Roman" w:eastAsia="Times New Roman" w:hAnsi="Times New Roman" w:cs="Times New Roman"/>
+          <w:sz w:val="20"/>
+        </w:rPr>
+        <w:t xml:space="preserve"> sa imenom korisnika, slikom avatara I tekstom komentara</w:t>
       </w:r>
     </w:p>
     <w:p>
@@ -3661,7 +3666,14 @@
           <w:rFonts w:ascii="Times New Roman" w:eastAsia="Times New Roman" w:hAnsi="Times New Roman" w:cs="Times New Roman"/>
           <w:sz w:val="20"/>
         </w:rPr>
-        <w:t>Fotografija mora psotojati u bazi I biti dostupna za prikaz.</w:t>
+        <w:t>Slika</w:t>
+      </w:r>
+      <w:r>
+        <w:rPr>
+          <w:rFonts w:ascii="Times New Roman" w:eastAsia="Times New Roman" w:hAnsi="Times New Roman" w:cs="Times New Roman"/>
+          <w:sz w:val="20"/>
+        </w:rPr>
+        <w:t xml:space="preserve"> mora psotojati u bazi I biti dostupna za prikaz.</w:t>
       </w:r>
     </w:p>
     <w:p>
@@ -3720,12 +3732,12 @@
       </w:r>
     </w:p>
     <w:sectPr>
-      <w:headerReference w:type="even" r:id="rId13"/>
-      <w:headerReference w:type="default" r:id="rId14"/>
-      <w:footerReference w:type="even" r:id="rId15"/>
-      <w:footerReference w:type="default" r:id="rId16"/>
-      <w:headerReference w:type="first" r:id="rId17"/>
-      <w:footerReference w:type="first" r:id="rId18"/>
+      <w:headerReference w:type="even" r:id="rId7"/>
+      <w:headerReference w:type="default" r:id="rId8"/>
+      <w:footerReference w:type="even" r:id="rId9"/>
+      <w:footerReference w:type="default" r:id="rId10"/>
+      <w:headerReference w:type="first" r:id="rId11"/>
+      <w:footerReference w:type="first" r:id="rId12"/>
       <w:pgSz w:w="12240" w:h="15840"/>
       <w:pgMar w:top="1440" w:right="539" w:bottom="1650" w:left="1797" w:header="720" w:footer="720" w:gutter="0"/>
       <w:cols w:space="720"/>
@@ -3762,24 +3774,6 @@
 
 <file path=word/footer1.xml><?xml version="1.0" encoding="utf-8"?>
 <w:ftr xmlns:wpc="http://schemas.microsoft.com/office/word/2010/wordprocessingCanvas" xmlns:cx="http://schemas.microsoft.com/office/drawing/2014/chartex" xmlns:cx1="http://schemas.microsoft.com/office/drawing/2015/9/8/chartex" xmlns:cx2="http://schemas.microsoft.com/office/drawing/2015/10/21/chartex" xmlns:cx3="http://schemas.microsoft.com/office/drawing/2016/5/9/chartex" xmlns:cx4="http://schemas.microsoft.com/office/drawing/2016/5/10/chartex" xmlns:cx5="http://schemas.microsoft.com/office/drawing/2016/5/11/chartex" xmlns:cx6="http://schemas.microsoft.com/office/drawing/2016/5/12/chartex" xmlns:cx7="http://schemas.microsoft.com/office/drawing/2016/5/13/chartex" xmlns:cx8="http://schemas.microsoft.com/office/drawing/2016/5/14/chartex" xmlns:mc="http://schemas.openxmlformats.org/markup-compatibility/2006" xmlns:aink="http://schemas.microsoft.com/office/drawing/2016/ink" xmlns:am3d="http://schemas.microsoft.com/office/drawing/2017/model3d" xmlns:o="urn:schemas-microsoft-com:office:office" xmlns:oel="http://schemas.microsoft.com/office/2019/extlst" xmlns:r="http://schemas.openxmlformats.org/officeDocument/2006/relationships" xmlns:m="http://schemas.openxmlformats.org/officeDocument/2006/math" xmlns:v="urn:schemas-microsoft-com:vml" xmlns:wp14="http://schemas.microsoft.com/office/word/2010/wordprocessingDrawing" xmlns:wp="http://schemas.openxmlformats.org/drawingml/2006/wordprocessingDrawing" xmlns:w10="urn:schemas-microsoft-com:office:word" xmlns:w="http://schemas.openxmlformats.org/wordprocessingml/2006/main" xmlns:w14="http://schemas.microsoft.com/office/word/2010/wordml" xmlns:w15="http://schemas.microsoft.com/office/word/2012/wordml" xmlns:w16cex="http://schemas.microsoft.com/office/word/2018/wordml/cex" xmlns:w16cid="http://schemas.microsoft.com/office/word/2016/wordml/cid" xmlns:w16="http://schemas.microsoft.com/office/word/2018/wordml" xmlns:w16du="http://schemas.microsoft.com/office/word/2023/wordml/word16du" xmlns:w16sdtdh="http://schemas.microsoft.com/office/word/2020/wordml/sdtdatahash" xmlns:w16sdtfl="http://schemas.microsoft.com/office/word/2024/wordml/sdtformatlock" xmlns:w16se="http://schemas.microsoft.com/office/word/2015/wordml/symex" xmlns:wpg="http://schemas.microsoft.com/office/word/2010/wordprocessingGroup" xmlns:wpi="http://schemas.microsoft.com/office/word/2010/wordprocessingInk" xmlns:wne="http://schemas.microsoft.com/office/word/2006/wordml" xmlns:wps="http://schemas.microsoft.com/office/word/2010/wordprocessingShape" mc:Ignorable="w14 w15 w16se w16cid w16 w16cex w16sdtdh w16sdtfl w16du wp14">
-  <w:p/>
-</w:ftr>
-</file>
-
-<file path=word/footer2.xml><?xml version="1.0" encoding="utf-8"?>
-<w:ftr xmlns:wpc="http://schemas.microsoft.com/office/word/2010/wordprocessingCanvas" xmlns:cx="http://schemas.microsoft.com/office/drawing/2014/chartex" xmlns:cx1="http://schemas.microsoft.com/office/drawing/2015/9/8/chartex" xmlns:cx2="http://schemas.microsoft.com/office/drawing/2015/10/21/chartex" xmlns:cx3="http://schemas.microsoft.com/office/drawing/2016/5/9/chartex" xmlns:cx4="http://schemas.microsoft.com/office/drawing/2016/5/10/chartex" xmlns:cx5="http://schemas.microsoft.com/office/drawing/2016/5/11/chartex" xmlns:cx6="http://schemas.microsoft.com/office/drawing/2016/5/12/chartex" xmlns:cx7="http://schemas.microsoft.com/office/drawing/2016/5/13/chartex" xmlns:cx8="http://schemas.microsoft.com/office/drawing/2016/5/14/chartex" xmlns:mc="http://schemas.openxmlformats.org/markup-compatibility/2006" xmlns:aink="http://schemas.microsoft.com/office/drawing/2016/ink" xmlns:am3d="http://schemas.microsoft.com/office/drawing/2017/model3d" xmlns:o="urn:schemas-microsoft-com:office:office" xmlns:oel="http://schemas.microsoft.com/office/2019/extlst" xmlns:r="http://schemas.openxmlformats.org/officeDocument/2006/relationships" xmlns:m="http://schemas.openxmlformats.org/officeDocument/2006/math" xmlns:v="urn:schemas-microsoft-com:vml" xmlns:wp14="http://schemas.microsoft.com/office/word/2010/wordprocessingDrawing" xmlns:wp="http://schemas.openxmlformats.org/drawingml/2006/wordprocessingDrawing" xmlns:w10="urn:schemas-microsoft-com:office:word" xmlns:w="http://schemas.openxmlformats.org/wordprocessingml/2006/main" xmlns:w14="http://schemas.microsoft.com/office/word/2010/wordml" xmlns:w15="http://schemas.microsoft.com/office/word/2012/wordml" xmlns:w16cex="http://schemas.microsoft.com/office/word/2018/wordml/cex" xmlns:w16cid="http://schemas.microsoft.com/office/word/2016/wordml/cid" xmlns:w16="http://schemas.microsoft.com/office/word/2018/wordml" xmlns:w16du="http://schemas.microsoft.com/office/word/2023/wordml/word16du" xmlns:w16sdtdh="http://schemas.microsoft.com/office/word/2020/wordml/sdtdatahash" xmlns:w16sdtfl="http://schemas.microsoft.com/office/word/2024/wordml/sdtformatlock" xmlns:w16se="http://schemas.microsoft.com/office/word/2015/wordml/symex" xmlns:wpg="http://schemas.microsoft.com/office/word/2010/wordprocessingGroup" xmlns:wpi="http://schemas.microsoft.com/office/word/2010/wordprocessingInk" xmlns:wne="http://schemas.microsoft.com/office/word/2006/wordml" xmlns:wps="http://schemas.microsoft.com/office/word/2010/wordprocessingShape" mc:Ignorable="w14 w15 w16se w16cid w16 w16cex w16sdtdh w16sdtfl w16du wp14">
-  <w:p/>
-</w:ftr>
-</file>
-
-<file path=word/footer3.xml><?xml version="1.0" encoding="utf-8"?>
-<w:ftr xmlns:wpc="http://schemas.microsoft.com/office/word/2010/wordprocessingCanvas" xmlns:cx="http://schemas.microsoft.com/office/drawing/2014/chartex" xmlns:cx1="http://schemas.microsoft.com/office/drawing/2015/9/8/chartex" xmlns:cx2="http://schemas.microsoft.com/office/drawing/2015/10/21/chartex" xmlns:cx3="http://schemas.microsoft.com/office/drawing/2016/5/9/chartex" xmlns:cx4="http://schemas.microsoft.com/office/drawing/2016/5/10/chartex" xmlns:cx5="http://schemas.microsoft.com/office/drawing/2016/5/11/chartex" xmlns:cx6="http://schemas.microsoft.com/office/drawing/2016/5/12/chartex" xmlns:cx7="http://schemas.microsoft.com/office/drawing/2016/5/13/chartex" xmlns:cx8="http://schemas.microsoft.com/office/drawing/2016/5/14/chartex" xmlns:mc="http://schemas.openxmlformats.org/markup-compatibility/2006" xmlns:aink="http://schemas.microsoft.com/office/drawing/2016/ink" xmlns:am3d="http://schemas.microsoft.com/office/drawing/2017/model3d" xmlns:o="urn:schemas-microsoft-com:office:office" xmlns:oel="http://schemas.microsoft.com/office/2019/extlst" xmlns:r="http://schemas.openxmlformats.org/officeDocument/2006/relationships" xmlns:m="http://schemas.openxmlformats.org/officeDocument/2006/math" xmlns:v="urn:schemas-microsoft-com:vml" xmlns:wp14="http://schemas.microsoft.com/office/word/2010/wordprocessingDrawing" xmlns:wp="http://schemas.openxmlformats.org/drawingml/2006/wordprocessingDrawing" xmlns:w10="urn:schemas-microsoft-com:office:word" xmlns:w="http://schemas.openxmlformats.org/wordprocessingml/2006/main" xmlns:w14="http://schemas.microsoft.com/office/word/2010/wordml" xmlns:w15="http://schemas.microsoft.com/office/word/2012/wordml" xmlns:w16cex="http://schemas.microsoft.com/office/word/2018/wordml/cex" xmlns:w16cid="http://schemas.microsoft.com/office/word/2016/wordml/cid" xmlns:w16="http://schemas.microsoft.com/office/word/2018/wordml" xmlns:w16du="http://schemas.microsoft.com/office/word/2023/wordml/word16du" xmlns:w16sdtdh="http://schemas.microsoft.com/office/word/2020/wordml/sdtdatahash" xmlns:w16sdtfl="http://schemas.microsoft.com/office/word/2024/wordml/sdtformatlock" xmlns:w16se="http://schemas.microsoft.com/office/word/2015/wordml/symex" xmlns:wpg="http://schemas.microsoft.com/office/word/2010/wordprocessingGroup" xmlns:wpi="http://schemas.microsoft.com/office/word/2010/wordprocessingInk" xmlns:wne="http://schemas.microsoft.com/office/word/2006/wordml" xmlns:wps="http://schemas.microsoft.com/office/word/2010/wordprocessingShape" mc:Ignorable="w14 w15 w16se w16cid w16 w16cex w16sdtdh w16sdtfl w16du wp14">
-  <w:p/>
-</w:ftr>
-</file>
-
-<file path=word/footer4.xml><?xml version="1.0" encoding="utf-8"?>
-<w:ftr xmlns:wpc="http://schemas.microsoft.com/office/word/2010/wordprocessingCanvas" xmlns:cx="http://schemas.microsoft.com/office/drawing/2014/chartex" xmlns:cx1="http://schemas.microsoft.com/office/drawing/2015/9/8/chartex" xmlns:cx2="http://schemas.microsoft.com/office/drawing/2015/10/21/chartex" xmlns:cx3="http://schemas.microsoft.com/office/drawing/2016/5/9/chartex" xmlns:cx4="http://schemas.microsoft.com/office/drawing/2016/5/10/chartex" xmlns:cx5="http://schemas.microsoft.com/office/drawing/2016/5/11/chartex" xmlns:cx6="http://schemas.microsoft.com/office/drawing/2016/5/12/chartex" xmlns:cx7="http://schemas.microsoft.com/office/drawing/2016/5/13/chartex" xmlns:cx8="http://schemas.microsoft.com/office/drawing/2016/5/14/chartex" xmlns:mc="http://schemas.openxmlformats.org/markup-compatibility/2006" xmlns:aink="http://schemas.microsoft.com/office/drawing/2016/ink" xmlns:am3d="http://schemas.microsoft.com/office/drawing/2017/model3d" xmlns:o="urn:schemas-microsoft-com:office:office" xmlns:oel="http://schemas.microsoft.com/office/2019/extlst" xmlns:r="http://schemas.openxmlformats.org/officeDocument/2006/relationships" xmlns:m="http://schemas.openxmlformats.org/officeDocument/2006/math" xmlns:v="urn:schemas-microsoft-com:vml" xmlns:wp14="http://schemas.microsoft.com/office/word/2010/wordprocessingDrawing" xmlns:wp="http://schemas.openxmlformats.org/drawingml/2006/wordprocessingDrawing" xmlns:w10="urn:schemas-microsoft-com:office:word" xmlns:w="http://schemas.openxmlformats.org/wordprocessingml/2006/main" xmlns:w14="http://schemas.microsoft.com/office/word/2010/wordml" xmlns:w15="http://schemas.microsoft.com/office/word/2012/wordml" xmlns:w16cex="http://schemas.microsoft.com/office/word/2018/wordml/cex" xmlns:w16cid="http://schemas.microsoft.com/office/word/2016/wordml/cid" xmlns:w16="http://schemas.microsoft.com/office/word/2018/wordml" xmlns:w16du="http://schemas.microsoft.com/office/word/2023/wordml/word16du" xmlns:w16sdtdh="http://schemas.microsoft.com/office/word/2020/wordml/sdtdatahash" xmlns:w16sdtfl="http://schemas.microsoft.com/office/word/2024/wordml/sdtformatlock" xmlns:w16se="http://schemas.microsoft.com/office/word/2015/wordml/symex" xmlns:wpg="http://schemas.microsoft.com/office/word/2010/wordprocessingGroup" xmlns:wpi="http://schemas.microsoft.com/office/word/2010/wordprocessingInk" xmlns:wne="http://schemas.microsoft.com/office/word/2006/wordml" xmlns:wps="http://schemas.microsoft.com/office/word/2010/wordprocessingShape" mc:Ignorable="w14 w15 w16se w16cid w16 w16cex w16sdtdh w16sdtfl w16du wp14">
   <w:p>
     <w:pPr>
       <w:tabs>
@@ -3844,7 +3838,7 @@
 </w:ftr>
 </file>
 
-<file path=word/footer5.xml><?xml version="1.0" encoding="utf-8"?>
+<file path=word/footer2.xml><?xml version="1.0" encoding="utf-8"?>
 <w:ftr xmlns:wpc="http://schemas.microsoft.com/office/word/2010/wordprocessingCanvas" xmlns:cx="http://schemas.microsoft.com/office/drawing/2014/chartex" xmlns:cx1="http://schemas.microsoft.com/office/drawing/2015/9/8/chartex" xmlns:cx2="http://schemas.microsoft.com/office/drawing/2015/10/21/chartex" xmlns:cx3="http://schemas.microsoft.com/office/drawing/2016/5/9/chartex" xmlns:cx4="http://schemas.microsoft.com/office/drawing/2016/5/10/chartex" xmlns:cx5="http://schemas.microsoft.com/office/drawing/2016/5/11/chartex" xmlns:cx6="http://schemas.microsoft.com/office/drawing/2016/5/12/chartex" xmlns:cx7="http://schemas.microsoft.com/office/drawing/2016/5/13/chartex" xmlns:cx8="http://schemas.microsoft.com/office/drawing/2016/5/14/chartex" xmlns:mc="http://schemas.openxmlformats.org/markup-compatibility/2006" xmlns:aink="http://schemas.microsoft.com/office/drawing/2016/ink" xmlns:am3d="http://schemas.microsoft.com/office/drawing/2017/model3d" xmlns:o="urn:schemas-microsoft-com:office:office" xmlns:oel="http://schemas.microsoft.com/office/2019/extlst" xmlns:r="http://schemas.openxmlformats.org/officeDocument/2006/relationships" xmlns:m="http://schemas.openxmlformats.org/officeDocument/2006/math" xmlns:v="urn:schemas-microsoft-com:vml" xmlns:wp14="http://schemas.microsoft.com/office/word/2010/wordprocessingDrawing" xmlns:wp="http://schemas.openxmlformats.org/drawingml/2006/wordprocessingDrawing" xmlns:w10="urn:schemas-microsoft-com:office:word" xmlns:w="http://schemas.openxmlformats.org/wordprocessingml/2006/main" xmlns:w14="http://schemas.microsoft.com/office/word/2010/wordml" xmlns:w15="http://schemas.microsoft.com/office/word/2012/wordml" xmlns:w16cex="http://schemas.microsoft.com/office/word/2018/wordml/cex" xmlns:w16cid="http://schemas.microsoft.com/office/word/2016/wordml/cid" xmlns:w16="http://schemas.microsoft.com/office/word/2018/wordml" xmlns:w16du="http://schemas.microsoft.com/office/word/2023/wordml/word16du" xmlns:w16sdtdh="http://schemas.microsoft.com/office/word/2020/wordml/sdtdatahash" xmlns:w16sdtfl="http://schemas.microsoft.com/office/word/2024/wordml/sdtformatlock" xmlns:w16se="http://schemas.microsoft.com/office/word/2015/wordml/symex" xmlns:wpg="http://schemas.microsoft.com/office/word/2010/wordprocessingGroup" xmlns:wpi="http://schemas.microsoft.com/office/word/2010/wordprocessingInk" xmlns:wne="http://schemas.microsoft.com/office/word/2006/wordml" xmlns:wps="http://schemas.microsoft.com/office/word/2010/wordprocessingShape" mc:Ignorable="w14 w15 w16se w16cid w16 w16cex w16sdtdh w16sdtfl w16du wp14">
   <w:p>
     <w:pPr>
@@ -3910,7 +3904,7 @@
 </w:ftr>
 </file>
 
-<file path=word/footer6.xml><?xml version="1.0" encoding="utf-8"?>
+<file path=word/footer3.xml><?xml version="1.0" encoding="utf-8"?>
 <w:ftr xmlns:wpc="http://schemas.microsoft.com/office/word/2010/wordprocessingCanvas" xmlns:cx="http://schemas.microsoft.com/office/drawing/2014/chartex" xmlns:cx1="http://schemas.microsoft.com/office/drawing/2015/9/8/chartex" xmlns:cx2="http://schemas.microsoft.com/office/drawing/2015/10/21/chartex" xmlns:cx3="http://schemas.microsoft.com/office/drawing/2016/5/9/chartex" xmlns:cx4="http://schemas.microsoft.com/office/drawing/2016/5/10/chartex" xmlns:cx5="http://schemas.microsoft.com/office/drawing/2016/5/11/chartex" xmlns:cx6="http://schemas.microsoft.com/office/drawing/2016/5/12/chartex" xmlns:cx7="http://schemas.microsoft.com/office/drawing/2016/5/13/chartex" xmlns:cx8="http://schemas.microsoft.com/office/drawing/2016/5/14/chartex" xmlns:mc="http://schemas.openxmlformats.org/markup-compatibility/2006" xmlns:aink="http://schemas.microsoft.com/office/drawing/2016/ink" xmlns:am3d="http://schemas.microsoft.com/office/drawing/2017/model3d" xmlns:o="urn:schemas-microsoft-com:office:office" xmlns:oel="http://schemas.microsoft.com/office/2019/extlst" xmlns:r="http://schemas.openxmlformats.org/officeDocument/2006/relationships" xmlns:m="http://schemas.openxmlformats.org/officeDocument/2006/math" xmlns:v="urn:schemas-microsoft-com:vml" xmlns:wp14="http://schemas.microsoft.com/office/word/2010/wordprocessingDrawing" xmlns:wp="http://schemas.openxmlformats.org/drawingml/2006/wordprocessingDrawing" xmlns:w10="urn:schemas-microsoft-com:office:word" xmlns:w="http://schemas.openxmlformats.org/wordprocessingml/2006/main" xmlns:w14="http://schemas.microsoft.com/office/word/2010/wordml" xmlns:w15="http://schemas.microsoft.com/office/word/2012/wordml" xmlns:w16cex="http://schemas.microsoft.com/office/word/2018/wordml/cex" xmlns:w16cid="http://schemas.microsoft.com/office/word/2016/wordml/cid" xmlns:w16="http://schemas.microsoft.com/office/word/2018/wordml" xmlns:w16du="http://schemas.microsoft.com/office/word/2023/wordml/word16du" xmlns:w16sdtdh="http://schemas.microsoft.com/office/word/2020/wordml/sdtdatahash" xmlns:w16sdtfl="http://schemas.microsoft.com/office/word/2024/wordml/sdtformatlock" xmlns:w16se="http://schemas.microsoft.com/office/word/2015/wordml/symex" xmlns:wpg="http://schemas.microsoft.com/office/word/2010/wordprocessingGroup" xmlns:wpi="http://schemas.microsoft.com/office/word/2010/wordprocessingInk" xmlns:wne="http://schemas.microsoft.com/office/word/2006/wordml" xmlns:wps="http://schemas.microsoft.com/office/word/2010/wordprocessingShape" mc:Ignorable="w14 w15 w16se w16cid w16 w16cex w16sdtdh w16sdtfl w16du wp14">
   <w:p/>
 </w:ftr>
@@ -3942,24 +3936,6 @@
 </file>
 
 <file path=word/header1.xml><?xml version="1.0" encoding="utf-8"?>
-<w:hdr xmlns:wpc="http://schemas.microsoft.com/office/word/2010/wordprocessingCanvas" xmlns:cx="http://schemas.microsoft.com/office/drawing/2014/chartex" xmlns:cx1="http://schemas.microsoft.com/office/drawing/2015/9/8/chartex" xmlns:cx2="http://schemas.microsoft.com/office/drawing/2015/10/21/chartex" xmlns:cx3="http://schemas.microsoft.com/office/drawing/2016/5/9/chartex" xmlns:cx4="http://schemas.microsoft.com/office/drawing/2016/5/10/chartex" xmlns:cx5="http://schemas.microsoft.com/office/drawing/2016/5/11/chartex" xmlns:cx6="http://schemas.microsoft.com/office/drawing/2016/5/12/chartex" xmlns:cx7="http://schemas.microsoft.com/office/drawing/2016/5/13/chartex" xmlns:cx8="http://schemas.microsoft.com/office/drawing/2016/5/14/chartex" xmlns:mc="http://schemas.openxmlformats.org/markup-compatibility/2006" xmlns:aink="http://schemas.microsoft.com/office/drawing/2016/ink" xmlns:am3d="http://schemas.microsoft.com/office/drawing/2017/model3d" xmlns:o="urn:schemas-microsoft-com:office:office" xmlns:oel="http://schemas.microsoft.com/office/2019/extlst" xmlns:r="http://schemas.openxmlformats.org/officeDocument/2006/relationships" xmlns:m="http://schemas.openxmlformats.org/officeDocument/2006/math" xmlns:v="urn:schemas-microsoft-com:vml" xmlns:wp14="http://schemas.microsoft.com/office/word/2010/wordprocessingDrawing" xmlns:wp="http://schemas.openxmlformats.org/drawingml/2006/wordprocessingDrawing" xmlns:w10="urn:schemas-microsoft-com:office:word" xmlns:w="http://schemas.openxmlformats.org/wordprocessingml/2006/main" xmlns:w14="http://schemas.microsoft.com/office/word/2010/wordml" xmlns:w15="http://schemas.microsoft.com/office/word/2012/wordml" xmlns:w16cex="http://schemas.microsoft.com/office/word/2018/wordml/cex" xmlns:w16cid="http://schemas.microsoft.com/office/word/2016/wordml/cid" xmlns:w16="http://schemas.microsoft.com/office/word/2018/wordml" xmlns:w16du="http://schemas.microsoft.com/office/word/2023/wordml/word16du" xmlns:w16sdtdh="http://schemas.microsoft.com/office/word/2020/wordml/sdtdatahash" xmlns:w16sdtfl="http://schemas.microsoft.com/office/word/2024/wordml/sdtformatlock" xmlns:w16se="http://schemas.microsoft.com/office/word/2015/wordml/symex" xmlns:wpg="http://schemas.microsoft.com/office/word/2010/wordprocessingGroup" xmlns:wpi="http://schemas.microsoft.com/office/word/2010/wordprocessingInk" xmlns:wne="http://schemas.microsoft.com/office/word/2006/wordml" xmlns:wps="http://schemas.microsoft.com/office/word/2010/wordprocessingShape" mc:Ignorable="w14 w15 w16se w16cid w16 w16cex w16sdtdh w16sdtfl w16du wp14">
-  <w:p/>
-</w:hdr>
-</file>
-
-<file path=word/header2.xml><?xml version="1.0" encoding="utf-8"?>
-<w:hdr xmlns:wpc="http://schemas.microsoft.com/office/word/2010/wordprocessingCanvas" xmlns:cx="http://schemas.microsoft.com/office/drawing/2014/chartex" xmlns:cx1="http://schemas.microsoft.com/office/drawing/2015/9/8/chartex" xmlns:cx2="http://schemas.microsoft.com/office/drawing/2015/10/21/chartex" xmlns:cx3="http://schemas.microsoft.com/office/drawing/2016/5/9/chartex" xmlns:cx4="http://schemas.microsoft.com/office/drawing/2016/5/10/chartex" xmlns:cx5="http://schemas.microsoft.com/office/drawing/2016/5/11/chartex" xmlns:cx6="http://schemas.microsoft.com/office/drawing/2016/5/12/chartex" xmlns:cx7="http://schemas.microsoft.com/office/drawing/2016/5/13/chartex" xmlns:cx8="http://schemas.microsoft.com/office/drawing/2016/5/14/chartex" xmlns:mc="http://schemas.openxmlformats.org/markup-compatibility/2006" xmlns:aink="http://schemas.microsoft.com/office/drawing/2016/ink" xmlns:am3d="http://schemas.microsoft.com/office/drawing/2017/model3d" xmlns:o="urn:schemas-microsoft-com:office:office" xmlns:oel="http://schemas.microsoft.com/office/2019/extlst" xmlns:r="http://schemas.openxmlformats.org/officeDocument/2006/relationships" xmlns:m="http://schemas.openxmlformats.org/officeDocument/2006/math" xmlns:v="urn:schemas-microsoft-com:vml" xmlns:wp14="http://schemas.microsoft.com/office/word/2010/wordprocessingDrawing" xmlns:wp="http://schemas.openxmlformats.org/drawingml/2006/wordprocessingDrawing" xmlns:w10="urn:schemas-microsoft-com:office:word" xmlns:w="http://schemas.openxmlformats.org/wordprocessingml/2006/main" xmlns:w14="http://schemas.microsoft.com/office/word/2010/wordml" xmlns:w15="http://schemas.microsoft.com/office/word/2012/wordml" xmlns:w16cex="http://schemas.microsoft.com/office/word/2018/wordml/cex" xmlns:w16cid="http://schemas.microsoft.com/office/word/2016/wordml/cid" xmlns:w16="http://schemas.microsoft.com/office/word/2018/wordml" xmlns:w16du="http://schemas.microsoft.com/office/word/2023/wordml/word16du" xmlns:w16sdtdh="http://schemas.microsoft.com/office/word/2020/wordml/sdtdatahash" xmlns:w16sdtfl="http://schemas.microsoft.com/office/word/2024/wordml/sdtformatlock" xmlns:w16se="http://schemas.microsoft.com/office/word/2015/wordml/symex" xmlns:wpg="http://schemas.microsoft.com/office/word/2010/wordprocessingGroup" xmlns:wpi="http://schemas.microsoft.com/office/word/2010/wordprocessingInk" xmlns:wne="http://schemas.microsoft.com/office/word/2006/wordml" xmlns:wps="http://schemas.microsoft.com/office/word/2010/wordprocessingShape" mc:Ignorable="w14 w15 w16se w16cid w16 w16cex w16sdtdh w16sdtfl w16du wp14">
-  <w:p/>
-</w:hdr>
-</file>
-
-<file path=word/header3.xml><?xml version="1.0" encoding="utf-8"?>
-<w:hdr xmlns:wpc="http://schemas.microsoft.com/office/word/2010/wordprocessingCanvas" xmlns:cx="http://schemas.microsoft.com/office/drawing/2014/chartex" xmlns:cx1="http://schemas.microsoft.com/office/drawing/2015/9/8/chartex" xmlns:cx2="http://schemas.microsoft.com/office/drawing/2015/10/21/chartex" xmlns:cx3="http://schemas.microsoft.com/office/drawing/2016/5/9/chartex" xmlns:cx4="http://schemas.microsoft.com/office/drawing/2016/5/10/chartex" xmlns:cx5="http://schemas.microsoft.com/office/drawing/2016/5/11/chartex" xmlns:cx6="http://schemas.microsoft.com/office/drawing/2016/5/12/chartex" xmlns:cx7="http://schemas.microsoft.com/office/drawing/2016/5/13/chartex" xmlns:cx8="http://schemas.microsoft.com/office/drawing/2016/5/14/chartex" xmlns:mc="http://schemas.openxmlformats.org/markup-compatibility/2006" xmlns:aink="http://schemas.microsoft.com/office/drawing/2016/ink" xmlns:am3d="http://schemas.microsoft.com/office/drawing/2017/model3d" xmlns:o="urn:schemas-microsoft-com:office:office" xmlns:oel="http://schemas.microsoft.com/office/2019/extlst" xmlns:r="http://schemas.openxmlformats.org/officeDocument/2006/relationships" xmlns:m="http://schemas.openxmlformats.org/officeDocument/2006/math" xmlns:v="urn:schemas-microsoft-com:vml" xmlns:wp14="http://schemas.microsoft.com/office/word/2010/wordprocessingDrawing" xmlns:wp="http://schemas.openxmlformats.org/drawingml/2006/wordprocessingDrawing" xmlns:w10="urn:schemas-microsoft-com:office:word" xmlns:w="http://schemas.openxmlformats.org/wordprocessingml/2006/main" xmlns:w14="http://schemas.microsoft.com/office/word/2010/wordml" xmlns:w15="http://schemas.microsoft.com/office/word/2012/wordml" xmlns:w16cex="http://schemas.microsoft.com/office/word/2018/wordml/cex" xmlns:w16cid="http://schemas.microsoft.com/office/word/2016/wordml/cid" xmlns:w16="http://schemas.microsoft.com/office/word/2018/wordml" xmlns:w16du="http://schemas.microsoft.com/office/word/2023/wordml/word16du" xmlns:w16sdtdh="http://schemas.microsoft.com/office/word/2020/wordml/sdtdatahash" xmlns:w16sdtfl="http://schemas.microsoft.com/office/word/2024/wordml/sdtformatlock" xmlns:w16se="http://schemas.microsoft.com/office/word/2015/wordml/symex" xmlns:wpg="http://schemas.microsoft.com/office/word/2010/wordprocessingGroup" xmlns:wpi="http://schemas.microsoft.com/office/word/2010/wordprocessingInk" xmlns:wne="http://schemas.microsoft.com/office/word/2006/wordml" xmlns:wps="http://schemas.microsoft.com/office/word/2010/wordprocessingShape" mc:Ignorable="w14 w15 w16se w16cid w16 w16cex w16sdtdh w16sdtfl w16du wp14">
-  <w:p/>
-</w:hdr>
-</file>
-
-<file path=word/header4.xml><?xml version="1.0" encoding="utf-8"?>
 <w:hdr xmlns:wpc="http://schemas.microsoft.com/office/word/2010/wordprocessingCanvas" xmlns:cx="http://schemas.microsoft.com/office/drawing/2014/chartex" xmlns:cx1="http://schemas.microsoft.com/office/drawing/2015/9/8/chartex" xmlns:cx2="http://schemas.microsoft.com/office/drawing/2015/10/21/chartex" xmlns:cx3="http://schemas.microsoft.com/office/drawing/2016/5/9/chartex" xmlns:cx4="http://schemas.microsoft.com/office/drawing/2016/5/10/chartex" xmlns:cx5="http://schemas.microsoft.com/office/drawing/2016/5/11/chartex" xmlns:cx6="http://schemas.microsoft.com/office/drawing/2016/5/12/chartex" xmlns:cx7="http://schemas.microsoft.com/office/drawing/2016/5/13/chartex" xmlns:cx8="http://schemas.microsoft.com/office/drawing/2016/5/14/chartex" xmlns:mc="http://schemas.openxmlformats.org/markup-compatibility/2006" xmlns:aink="http://schemas.microsoft.com/office/drawing/2016/ink" xmlns:am3d="http://schemas.microsoft.com/office/drawing/2017/model3d" xmlns:o="urn:schemas-microsoft-com:office:office" xmlns:oel="http://schemas.microsoft.com/office/2019/extlst" xmlns:r="http://schemas.openxmlformats.org/officeDocument/2006/relationships" xmlns:m="http://schemas.openxmlformats.org/officeDocument/2006/math" xmlns:v="urn:schemas-microsoft-com:vml" xmlns:wp14="http://schemas.microsoft.com/office/word/2010/wordprocessingDrawing" xmlns:wp="http://schemas.openxmlformats.org/drawingml/2006/wordprocessingDrawing" xmlns:w10="urn:schemas-microsoft-com:office:word" xmlns:w="http://schemas.openxmlformats.org/wordprocessingml/2006/main" xmlns:w14="http://schemas.microsoft.com/office/word/2010/wordml" xmlns:w15="http://schemas.microsoft.com/office/word/2012/wordml" xmlns:w16cex="http://schemas.microsoft.com/office/word/2018/wordml/cex" xmlns:w16cid="http://schemas.microsoft.com/office/word/2016/wordml/cid" xmlns:w16="http://schemas.microsoft.com/office/word/2018/wordml" xmlns:w16du="http://schemas.microsoft.com/office/word/2023/wordml/word16du" xmlns:w16sdtdh="http://schemas.microsoft.com/office/word/2020/wordml/sdtdatahash" xmlns:w16sdtfl="http://schemas.microsoft.com/office/word/2024/wordml/sdtformatlock" xmlns:w16se="http://schemas.microsoft.com/office/word/2015/wordml/symex" xmlns:wpg="http://schemas.microsoft.com/office/word/2010/wordprocessingGroup" xmlns:wpi="http://schemas.microsoft.com/office/word/2010/wordprocessingInk" xmlns:wne="http://schemas.microsoft.com/office/word/2006/wordml" xmlns:wps="http://schemas.microsoft.com/office/word/2010/wordprocessingShape" mc:Ignorable="w14 w15 w16se w16cid w16 w16cex w16sdtdh w16sdtfl w16du wp14">
   <w:p>
     <w:pPr>
@@ -4039,7 +4015,7 @@
 </w:hdr>
 </file>
 
-<file path=word/header5.xml><?xml version="1.0" encoding="utf-8"?>
+<file path=word/header2.xml><?xml version="1.0" encoding="utf-8"?>
 <w:hdr xmlns:wpc="http://schemas.microsoft.com/office/word/2010/wordprocessingCanvas" xmlns:cx="http://schemas.microsoft.com/office/drawing/2014/chartex" xmlns:cx1="http://schemas.microsoft.com/office/drawing/2015/9/8/chartex" xmlns:cx2="http://schemas.microsoft.com/office/drawing/2015/10/21/chartex" xmlns:cx3="http://schemas.microsoft.com/office/drawing/2016/5/9/chartex" xmlns:cx4="http://schemas.microsoft.com/office/drawing/2016/5/10/chartex" xmlns:cx5="http://schemas.microsoft.com/office/drawing/2016/5/11/chartex" xmlns:cx6="http://schemas.microsoft.com/office/drawing/2016/5/12/chartex" xmlns:cx7="http://schemas.microsoft.com/office/drawing/2016/5/13/chartex" xmlns:cx8="http://schemas.microsoft.com/office/drawing/2016/5/14/chartex" xmlns:mc="http://schemas.openxmlformats.org/markup-compatibility/2006" xmlns:aink="http://schemas.microsoft.com/office/drawing/2016/ink" xmlns:am3d="http://schemas.microsoft.com/office/drawing/2017/model3d" xmlns:o="urn:schemas-microsoft-com:office:office" xmlns:oel="http://schemas.microsoft.com/office/2019/extlst" xmlns:r="http://schemas.openxmlformats.org/officeDocument/2006/relationships" xmlns:m="http://schemas.openxmlformats.org/officeDocument/2006/math" xmlns:v="urn:schemas-microsoft-com:vml" xmlns:wp14="http://schemas.microsoft.com/office/word/2010/wordprocessingDrawing" xmlns:wp="http://schemas.openxmlformats.org/drawingml/2006/wordprocessingDrawing" xmlns:w10="urn:schemas-microsoft-com:office:word" xmlns:w="http://schemas.openxmlformats.org/wordprocessingml/2006/main" xmlns:w14="http://schemas.microsoft.com/office/word/2010/wordml" xmlns:w15="http://schemas.microsoft.com/office/word/2012/wordml" xmlns:w16cex="http://schemas.microsoft.com/office/word/2018/wordml/cex" xmlns:w16cid="http://schemas.microsoft.com/office/word/2016/wordml/cid" xmlns:w16="http://schemas.microsoft.com/office/word/2018/wordml" xmlns:w16du="http://schemas.microsoft.com/office/word/2023/wordml/word16du" xmlns:w16sdtdh="http://schemas.microsoft.com/office/word/2020/wordml/sdtdatahash" xmlns:w16sdtfl="http://schemas.microsoft.com/office/word/2024/wordml/sdtformatlock" xmlns:w16se="http://schemas.microsoft.com/office/word/2015/wordml/symex" xmlns:wpg="http://schemas.microsoft.com/office/word/2010/wordprocessingGroup" xmlns:wpi="http://schemas.microsoft.com/office/word/2010/wordprocessingInk" xmlns:wne="http://schemas.microsoft.com/office/word/2006/wordml" xmlns:wps="http://schemas.microsoft.com/office/word/2010/wordprocessingShape" mc:Ignorable="w14 w15 w16se w16cid w16 w16cex w16sdtdh w16sdtfl w16du wp14">
   <w:p>
     <w:pPr>
@@ -4048,6 +4024,12 @@
         <w:tab w:val="right" w:pos="9904"/>
       </w:tabs>
       <w:spacing w:after="0"/>
+      <w:rPr>
+        <w:rFonts w:ascii="Times New Roman" w:eastAsia="Times New Roman" w:hAnsi="Times New Roman" w:cs="Times New Roman"/>
+        <w:b/>
+        <w:sz w:val="20"/>
+        <w:u w:val="single" w:color="000000"/>
+      </w:rPr>
     </w:pPr>
     <w:r>
       <w:rPr>
@@ -4056,7 +4038,16 @@
         <w:sz w:val="20"/>
         <w:u w:val="single" w:color="000000"/>
       </w:rPr>
-      <w:t xml:space="preserve">Surveys </w:t>
+      <w:t>RealArt</w:t>
+    </w:r>
+    <w:r>
+      <w:rPr>
+        <w:rFonts w:ascii="Times New Roman" w:eastAsia="Times New Roman" w:hAnsi="Times New Roman" w:cs="Times New Roman"/>
+        <w:b/>
+        <w:sz w:val="20"/>
+        <w:u w:val="single" w:color="000000"/>
+      </w:rPr>
+      <w:t xml:space="preserve"> </w:t>
     </w:r>
     <w:r>
       <w:rPr>
@@ -4119,7 +4110,7 @@
 </w:hdr>
 </file>
 
-<file path=word/header6.xml><?xml version="1.0" encoding="utf-8"?>
+<file path=word/header3.xml><?xml version="1.0" encoding="utf-8"?>
 <w:hdr xmlns:wpc="http://schemas.microsoft.com/office/word/2010/wordprocessingCanvas" xmlns:cx="http://schemas.microsoft.com/office/drawing/2014/chartex" xmlns:cx1="http://schemas.microsoft.com/office/drawing/2015/9/8/chartex" xmlns:cx2="http://schemas.microsoft.com/office/drawing/2015/10/21/chartex" xmlns:cx3="http://schemas.microsoft.com/office/drawing/2016/5/9/chartex" xmlns:cx4="http://schemas.microsoft.com/office/drawing/2016/5/10/chartex" xmlns:cx5="http://schemas.microsoft.com/office/drawing/2016/5/11/chartex" xmlns:cx6="http://schemas.microsoft.com/office/drawing/2016/5/12/chartex" xmlns:cx7="http://schemas.microsoft.com/office/drawing/2016/5/13/chartex" xmlns:cx8="http://schemas.microsoft.com/office/drawing/2016/5/14/chartex" xmlns:mc="http://schemas.openxmlformats.org/markup-compatibility/2006" xmlns:aink="http://schemas.microsoft.com/office/drawing/2016/ink" xmlns:am3d="http://schemas.microsoft.com/office/drawing/2017/model3d" xmlns:o="urn:schemas-microsoft-com:office:office" xmlns:oel="http://schemas.microsoft.com/office/2019/extlst" xmlns:r="http://schemas.openxmlformats.org/officeDocument/2006/relationships" xmlns:m="http://schemas.openxmlformats.org/officeDocument/2006/math" xmlns:v="urn:schemas-microsoft-com:vml" xmlns:wp14="http://schemas.microsoft.com/office/word/2010/wordprocessingDrawing" xmlns:wp="http://schemas.openxmlformats.org/drawingml/2006/wordprocessingDrawing" xmlns:w10="urn:schemas-microsoft-com:office:word" xmlns:w="http://schemas.openxmlformats.org/wordprocessingml/2006/main" xmlns:w14="http://schemas.microsoft.com/office/word/2010/wordml" xmlns:w15="http://schemas.microsoft.com/office/word/2012/wordml" xmlns:w16cex="http://schemas.microsoft.com/office/word/2018/wordml/cex" xmlns:w16cid="http://schemas.microsoft.com/office/word/2016/wordml/cid" xmlns:w16="http://schemas.microsoft.com/office/word/2018/wordml" xmlns:w16du="http://schemas.microsoft.com/office/word/2023/wordml/word16du" xmlns:w16sdtdh="http://schemas.microsoft.com/office/word/2020/wordml/sdtdatahash" xmlns:w16sdtfl="http://schemas.microsoft.com/office/word/2024/wordml/sdtformatlock" xmlns:w16se="http://schemas.microsoft.com/office/word/2015/wordml/symex" xmlns:wpg="http://schemas.microsoft.com/office/word/2010/wordprocessingGroup" xmlns:wpi="http://schemas.microsoft.com/office/word/2010/wordprocessingInk" xmlns:wne="http://schemas.microsoft.com/office/word/2006/wordml" xmlns:wps="http://schemas.microsoft.com/office/word/2010/wordprocessingShape" mc:Ignorable="w14 w15 w16se w16cid w16 w16cex w16sdtdh w16sdtfl w16du wp14">
   <w:p/>
 </w:hdr>
@@ -6679,6 +6670,7 @@
   <w:style w:type="character" w:default="1" w:styleId="DefaultParagraphFont">
     <w:name w:val="Default Paragraph Font"/>
     <w:uiPriority w:val="1"/>
+    <w:semiHidden/>
     <w:unhideWhenUsed/>
   </w:style>
   <w:style w:type="table" w:default="1" w:styleId="TableNormal">
@@ -6877,6 +6869,60 @@
     <w:rPr>
       <w:color w:val="467886" w:themeColor="hyperlink"/>
       <w:u w:val="single"/>
+    </w:rPr>
+  </w:style>
+  <w:style w:type="paragraph" w:styleId="Header">
+    <w:name w:val="header"/>
+    <w:basedOn w:val="Normal"/>
+    <w:link w:val="HeaderChar"/>
+    <w:uiPriority w:val="99"/>
+    <w:unhideWhenUsed/>
+    <w:rsid w:val="007B21D0"/>
+    <w:pPr>
+      <w:tabs>
+        <w:tab w:val="center" w:pos="4513"/>
+        <w:tab w:val="right" w:pos="9026"/>
+      </w:tabs>
+      <w:spacing w:after="0" w:line="240" w:lineRule="auto"/>
+    </w:pPr>
+  </w:style>
+  <w:style w:type="character" w:customStyle="1" w:styleId="HeaderChar">
+    <w:name w:val="Header Char"/>
+    <w:basedOn w:val="DefaultParagraphFont"/>
+    <w:link w:val="Header"/>
+    <w:uiPriority w:val="99"/>
+    <w:rsid w:val="007B21D0"/>
+    <w:rPr>
+      <w:rFonts w:ascii="Calibri" w:eastAsia="Calibri" w:hAnsi="Calibri" w:cs="Calibri"/>
+      <w:color w:val="000000"/>
+      <w:sz w:val="22"/>
+    </w:rPr>
+  </w:style>
+  <w:style w:type="paragraph" w:styleId="Footer">
+    <w:name w:val="footer"/>
+    <w:basedOn w:val="Normal"/>
+    <w:link w:val="FooterChar"/>
+    <w:uiPriority w:val="99"/>
+    <w:unhideWhenUsed/>
+    <w:rsid w:val="007B21D0"/>
+    <w:pPr>
+      <w:tabs>
+        <w:tab w:val="center" w:pos="4513"/>
+        <w:tab w:val="right" w:pos="9026"/>
+      </w:tabs>
+      <w:spacing w:after="0" w:line="240" w:lineRule="auto"/>
+    </w:pPr>
+  </w:style>
+  <w:style w:type="character" w:customStyle="1" w:styleId="FooterChar">
+    <w:name w:val="Footer Char"/>
+    <w:basedOn w:val="DefaultParagraphFont"/>
+    <w:link w:val="Footer"/>
+    <w:uiPriority w:val="99"/>
+    <w:rsid w:val="007B21D0"/>
+    <w:rPr>
+      <w:rFonts w:ascii="Calibri" w:eastAsia="Calibri" w:hAnsi="Calibri" w:cs="Calibri"/>
+      <w:color w:val="000000"/>
+      <w:sz w:val="22"/>
     </w:rPr>
   </w:style>
 </w:styles>

--- a/SSU/Prikazivanje_Komentara.docx
+++ b/SSU/Prikazivanje_Komentara.docx
@@ -2968,6 +2968,9 @@
         <w:t>Scenario</w:t>
       </w:r>
       <w:bookmarkEnd w:id="6"/>
+      <w:r>
+        <w:t xml:space="preserve"> komentarisanja fotografije</w:t>
+      </w:r>
     </w:p>
     <w:p>
       <w:pPr>
@@ -3058,7 +3061,7 @@
         <w:rPr>
           <w:i/>
         </w:rPr>
-        <w:t>gleda sliku preciznije</w:t>
+        <w:t>ne želi da ostavi komentar</w:t>
       </w:r>
     </w:p>
     <w:p>
@@ -4038,16 +4041,7 @@
         <w:sz w:val="20"/>
         <w:u w:val="single" w:color="000000"/>
       </w:rPr>
-      <w:t>RealArt</w:t>
-    </w:r>
-    <w:r>
-      <w:rPr>
-        <w:rFonts w:ascii="Times New Roman" w:eastAsia="Times New Roman" w:hAnsi="Times New Roman" w:cs="Times New Roman"/>
-        <w:b/>
-        <w:sz w:val="20"/>
-        <w:u w:val="single" w:color="000000"/>
-      </w:rPr>
-      <w:t xml:space="preserve"> </w:t>
+      <w:t xml:space="preserve">RealArt </w:t>
     </w:r>
     <w:r>
       <w:rPr>
